--- a/deliverables/青岛抚顺路和哈尔滨路路口交通事故_给刘孝春的垫付与护理说明_20260819.docx
+++ b/deliverables/青岛抚顺路和哈尔滨路路口交通事故_给刘孝春的垫付与护理说明_20260819.docx
@@ -374,7 +374,7 @@
           <w:b w:val="0"/>
           <w:sz w:val="24"/>
         </w:rPr>
-        <w:t>• 胡志远现在不能下地、不能独自如厕，按不能自理处理。现在就请医院合作的一对一 24 小时护工，不要等认定书。</w:t>
+        <w:t>• 胡志远现在不能下地、不能独自如厕。已按医院推荐请一对一 24 小时护工，日单价 300 元。不要等认定书再请。</w:t>
       </w:r>
     </w:p>
     <w:p>
@@ -389,7 +389,7 @@
           <w:b w:val="0"/>
           <w:sz w:val="24"/>
         </w:rPr>
-        <w:t>• 必须有书面合同和发票。青岛一对一大约 300–350 元/天，以医院合作公司报价和发票为准。</w:t>
+        <w:t>• 必须有书面合同和发票：写明一对一、公司名称、开始日期、300 元/天。没有合同和发票，以后保险和法院都可以不认。</w:t>
       </w:r>
     </w:p>
     <w:p>
@@ -404,7 +404,7 @@
           <w:b w:val="0"/>
           <w:sz w:val="24"/>
         </w:rPr>
-        <w:t>• 不要微信私拉护工，不要一对多，不要无发票的现金护工。没有合同和发票，以后保险和法院都可以不认。</w:t>
+        <w:t>• 不要改成一对多，不要改成只给个人现金、不走公司票。</w:t>
       </w:r>
     </w:p>
     <w:p>
@@ -509,7 +509,7 @@
           <w:b w:val="0"/>
           <w:sz w:val="24"/>
         </w:rPr>
-        <w:t>• 今天就到市北区人民医院护士站问本院合作护工公司，签一对一 24 小时合同，索取发票和护理记录。</w:t>
+        <w:t>• 当场核对护工合同：一对一、24 小时、300 元/天、公司发票、开始日期；索取护理记录。</w:t>
       </w:r>
     </w:p>
     <w:p>
